--- a/testakten/insolvenz-asset-deal-chaincortex-ai-berlin/00_uebersicht-und-akteneinsicht.docx
+++ b/testakten/insolvenz-asset-deal-chaincortex-ai-berlin/00_uebersicht-und-akteneinsicht.docx
@@ -3,14 +3,52 @@
 <w:document xmlns:wpc="http://schemas.microsoft.com/office/word/2010/wordprocessingCanvas" xmlns:mo="http://schemas.microsoft.com/office/mac/office/2008/main" xmlns:mc="http://schemas.openxmlformats.org/markup-compatibility/2006" xmlns:mv="urn:schemas-microsoft-com:mac:vml" xmlns:o="urn:schemas-microsoft-com:office:office" xmlns:r="http://schemas.openxmlformats.org/officeDocument/2006/relationships" xmlns:m="http://schemas.openxmlformats.org/officeDocument/2006/math" xmlns:v="urn:schemas-microsoft-com:vml" xmlns:wp14="http://schemas.microsoft.com/office/word/2010/wordprocessingDrawing" xmlns:wp="http://schemas.openxmlformats.org/drawingml/2006/wordprocessingDrawing" xmlns:w10="urn:schemas-microsoft-com:office:word" xmlns:w="http://schemas.openxmlformats.org/wordprocessingml/2006/main" xmlns:w14="http://schemas.microsoft.com/office/word/2010/wordml" xmlns:wpg="http://schemas.microsoft.com/office/word/2010/wordprocessingGroup" xmlns:wpi="http://schemas.microsoft.com/office/word/2010/wordprocessingInk" xmlns:wne="http://schemas.microsoft.com/office/word/2006/wordml" xmlns:wps="http://schemas.microsoft.com/office/word/2010/wordprocessingShape" mc:Ignorable="w14 wp14">
   <w:body>
     <w:p>
+      <w:r>
+        <w:rPr>
+          <w:b/>
+          <w:color w:val="1F3C54"/>
+          <w:sz w:val="25"/>
+        </w:rPr>
+        <w:t>Vorberg + Steinhausen Rechtsanwälte mbB</w:t>
+      </w:r>
+    </w:p>
+    <w:p>
+      <w:pPr>
+        <w:spacing w:after="160"/>
+      </w:pPr>
+      <w:r>
+        <w:t>Kurfürstendamm 213, 10719 Berlin · Insolvenzverwaltung</w:t>
+      </w:r>
+    </w:p>
+    <w:p>
+      <w:r>
+        <w:rPr>
+          <w:color w:val="555555"/>
+          <w:sz w:val="18"/>
+        </w:rPr>
+        <w:t>AG Charlottenburg 36 IN 1342/26 · Schuldnerin: ChainCortex AI GmbH · Stand: 04. Juli 2026</w:t>
+      </w:r>
+    </w:p>
+    <w:p/>
+    <w:p>
       <w:pPr>
         <w:pStyle w:val="Heading1"/>
       </w:pPr>
       <w:r>
+        <w:t>Übersichtsblatt, Akteneinsicht und Fristen</w:t>
+      </w:r>
+    </w:p>
+    <w:p>
+      <w:r>
         <w:rPr>
-          <w:rFonts w:ascii="Times New Roman" w:hAnsi="Times New Roman"/>
+          <w:b/>
         </w:rPr>
-        <w:t>00 — Übersichtsblatt, Akteneinsicht, Fristen</w:t>
+        <w:t>Betreff: Verwertung des Geschäftsbetriebs der ChainCortex AI GmbH im Wege eines Asset Deals.</w:t>
+      </w:r>
+    </w:p>
+    <w:p>
+      <w:r>
+        <w:t>Die Akte bündelt Insolvenzverfahrensunterlagen, Investorenprozess, Datenschutzprüfung, Betriebsübergang und Vollzugsdokumentation. Sie ist so sortiert, dass Gläubigerausschuss, Insolvenzgericht und Erwerberseite die Entscheidungskette nachvollziehen können.</w:t>
       </w:r>
     </w:p>
     <w:p>
@@ -18,1338 +56,68 @@
         <w:pStyle w:val="Heading2"/>
       </w:pPr>
       <w:r>
-        <w:rPr>
-          <w:rFonts w:ascii="Times New Roman" w:hAnsi="Times New Roman"/>
-        </w:rPr>
-        <w:t>Sachverhalts-Steckbrief</w:t>
+        <w:t>Fristen und Termine</w:t>
       </w:r>
     </w:p>
-    <w:tbl>
-      <w:tblPr>
-        <w:tblStyle w:val="TableGrid"/>
-        <w:tblW w:type="auto" w:w="0"/>
-        <w:tblLook w:firstColumn="1" w:firstRow="1" w:lastColumn="0" w:lastRow="0" w:noHBand="0" w:noVBand="1" w:val="04A0"/>
-      </w:tblPr>
-      <w:tblGrid>
-        <w:gridCol w:w="4536"/>
-        <w:gridCol w:w="4536"/>
-      </w:tblGrid>
-      <w:tr>
-        <w:tc>
-          <w:tcPr>
-            <w:tcW w:type="dxa" w:w="4536"/>
-          </w:tcPr>
-          <w:p>
-            <w:r>
-              <w:rPr>
-                <w:rFonts w:ascii="Times New Roman" w:hAnsi="Times New Roman"/>
-                <w:b/>
-                <w:sz w:val="20"/>
-              </w:rPr>
-              <w:t>Punkt</w:t>
-            </w:r>
-          </w:p>
-        </w:tc>
-        <w:tc>
-          <w:tcPr>
-            <w:tcW w:type="dxa" w:w="4536"/>
-          </w:tcPr>
-          <w:p>
-            <w:r>
-              <w:rPr>
-                <w:rFonts w:ascii="Times New Roman" w:hAnsi="Times New Roman"/>
-                <w:b/>
-                <w:sz w:val="20"/>
-              </w:rPr>
-              <w:t>Inhalt</w:t>
-            </w:r>
-          </w:p>
-        </w:tc>
-      </w:tr>
-      <w:tr>
-        <w:tc>
-          <w:tcPr>
-            <w:tcW w:type="dxa" w:w="4536"/>
-          </w:tcPr>
-          <w:p>
-            <w:r>
-              <w:rPr>
-                <w:rFonts w:ascii="Times New Roman" w:hAnsi="Times New Roman"/>
-                <w:sz w:val="20"/>
-              </w:rPr>
-              <w:t>Insolvenzschuldnerin</w:t>
-            </w:r>
-          </w:p>
-        </w:tc>
-        <w:tc>
-          <w:tcPr>
-            <w:tcW w:type="dxa" w:w="4536"/>
-          </w:tcPr>
-          <w:p>
-            <w:r>
-              <w:rPr>
-                <w:rFonts w:ascii="Times New Roman" w:hAnsi="Times New Roman"/>
-                <w:sz w:val="20"/>
-              </w:rPr>
-              <w:t>ChainCortex AI GmbH, Linienstraße 219a, 10119 Berlin</w:t>
-            </w:r>
-          </w:p>
-        </w:tc>
-      </w:tr>
-      <w:tr>
-        <w:tc>
-          <w:tcPr>
-            <w:tcW w:type="dxa" w:w="4536"/>
-          </w:tcPr>
-          <w:p>
-            <w:r>
-              <w:rPr>
-                <w:rFonts w:ascii="Times New Roman" w:hAnsi="Times New Roman"/>
-                <w:sz w:val="20"/>
-              </w:rPr>
-              <w:t>HRB</w:t>
-            </w:r>
-          </w:p>
-        </w:tc>
-        <w:tc>
-          <w:tcPr>
-            <w:tcW w:type="dxa" w:w="4536"/>
-          </w:tcPr>
-          <w:p>
-            <w:r>
-              <w:rPr>
-                <w:rFonts w:ascii="Times New Roman" w:hAnsi="Times New Roman"/>
-                <w:sz w:val="20"/>
-              </w:rPr>
-              <w:t>234567 B (AG Charlottenburg)</w:t>
-            </w:r>
-          </w:p>
-        </w:tc>
-      </w:tr>
-      <w:tr>
-        <w:tc>
-          <w:tcPr>
-            <w:tcW w:type="dxa" w:w="4536"/>
-          </w:tcPr>
-          <w:p>
-            <w:r>
-              <w:rPr>
-                <w:rFonts w:ascii="Times New Roman" w:hAnsi="Times New Roman"/>
-                <w:sz w:val="20"/>
-              </w:rPr>
-              <w:t>Insolvenzantrag</w:t>
-            </w:r>
-          </w:p>
-        </w:tc>
-        <w:tc>
-          <w:tcPr>
-            <w:tcW w:type="dxa" w:w="4536"/>
-          </w:tcPr>
-          <w:p>
-            <w:r>
-              <w:rPr>
-                <w:rFonts w:ascii="Times New Roman" w:hAnsi="Times New Roman"/>
-                <w:sz w:val="20"/>
-              </w:rPr>
-              <w:t>15.01.2026 (Eigenantrag, § 13 InsO)</w:t>
-            </w:r>
-          </w:p>
-        </w:tc>
-      </w:tr>
-      <w:tr>
-        <w:tc>
-          <w:tcPr>
-            <w:tcW w:type="dxa" w:w="4536"/>
-          </w:tcPr>
-          <w:p>
-            <w:r>
-              <w:rPr>
-                <w:rFonts w:ascii="Times New Roman" w:hAnsi="Times New Roman"/>
-                <w:sz w:val="20"/>
-              </w:rPr>
-              <w:t>Eröffnungsbeschluss</w:t>
-            </w:r>
-          </w:p>
-        </w:tc>
-        <w:tc>
-          <w:tcPr>
-            <w:tcW w:type="dxa" w:w="4536"/>
-          </w:tcPr>
-          <w:p>
-            <w:r>
-              <w:rPr>
-                <w:rFonts w:ascii="Times New Roman" w:hAnsi="Times New Roman"/>
-                <w:sz w:val="20"/>
-              </w:rPr>
-              <w:t>01.04.2026 (AG Charlottenburg)</w:t>
-            </w:r>
-          </w:p>
-        </w:tc>
-      </w:tr>
-      <w:tr>
-        <w:tc>
-          <w:tcPr>
-            <w:tcW w:type="dxa" w:w="4536"/>
-          </w:tcPr>
-          <w:p>
-            <w:r>
-              <w:rPr>
-                <w:rFonts w:ascii="Times New Roman" w:hAnsi="Times New Roman"/>
-                <w:sz w:val="20"/>
-              </w:rPr>
-              <w:t>Aktenzeichen</w:t>
-            </w:r>
-          </w:p>
-        </w:tc>
-        <w:tc>
-          <w:tcPr>
-            <w:tcW w:type="dxa" w:w="4536"/>
-          </w:tcPr>
-          <w:p>
-            <w:r>
-              <w:rPr>
-                <w:rFonts w:ascii="Times New Roman" w:hAnsi="Times New Roman"/>
-                <w:sz w:val="20"/>
-              </w:rPr>
-              <w:t>36 IN 1342/26</w:t>
-            </w:r>
-          </w:p>
-        </w:tc>
-      </w:tr>
-      <w:tr>
-        <w:tc>
-          <w:tcPr>
-            <w:tcW w:type="dxa" w:w="4536"/>
-          </w:tcPr>
-          <w:p>
-            <w:r>
-              <w:rPr>
-                <w:rFonts w:ascii="Times New Roman" w:hAnsi="Times New Roman"/>
-                <w:sz w:val="20"/>
-              </w:rPr>
-              <w:t>Insolvenzverwalter</w:t>
-            </w:r>
-          </w:p>
-        </w:tc>
-        <w:tc>
-          <w:tcPr>
-            <w:tcW w:type="dxa" w:w="4536"/>
-          </w:tcPr>
-          <w:p>
-            <w:r>
-              <w:rPr>
-                <w:rFonts w:ascii="Times New Roman" w:hAnsi="Times New Roman"/>
-                <w:sz w:val="20"/>
-              </w:rPr>
-              <w:t>RA Dr. Konrad Vorberg, Berlin</w:t>
-            </w:r>
-          </w:p>
-        </w:tc>
-      </w:tr>
-      <w:tr>
-        <w:tc>
-          <w:tcPr>
-            <w:tcW w:type="dxa" w:w="4536"/>
-          </w:tcPr>
-          <w:p>
-            <w:r>
-              <w:rPr>
-                <w:rFonts w:ascii="Times New Roman" w:hAnsi="Times New Roman"/>
-                <w:sz w:val="20"/>
-              </w:rPr>
-              <w:t>Berichtstermin</w:t>
-            </w:r>
-          </w:p>
-        </w:tc>
-        <w:tc>
-          <w:tcPr>
-            <w:tcW w:type="dxa" w:w="4536"/>
-          </w:tcPr>
-          <w:p>
-            <w:r>
-              <w:rPr>
-                <w:rFonts w:ascii="Times New Roman" w:hAnsi="Times New Roman"/>
-                <w:sz w:val="20"/>
-              </w:rPr>
-              <w:t>11.06.2026, 09:00 Uhr (Saal 4188, AG Charlottenburg)</w:t>
-            </w:r>
-          </w:p>
-        </w:tc>
-      </w:tr>
-      <w:tr>
-        <w:tc>
-          <w:tcPr>
-            <w:tcW w:type="dxa" w:w="4536"/>
-          </w:tcPr>
-          <w:p>
-            <w:r>
-              <w:rPr>
-                <w:rFonts w:ascii="Times New Roman" w:hAnsi="Times New Roman"/>
-                <w:sz w:val="20"/>
-              </w:rPr>
-              <w:t>Schlusstermin</w:t>
-            </w:r>
-          </w:p>
-        </w:tc>
-        <w:tc>
-          <w:tcPr>
-            <w:tcW w:type="dxa" w:w="4536"/>
-          </w:tcPr>
-          <w:p>
-            <w:r>
-              <w:rPr>
-                <w:rFonts w:ascii="Times New Roman" w:hAnsi="Times New Roman"/>
-                <w:sz w:val="20"/>
-              </w:rPr>
-              <w:t>offen</w:t>
-            </w:r>
-          </w:p>
-        </w:tc>
-      </w:tr>
-      <w:tr>
-        <w:tc>
-          <w:tcPr>
-            <w:tcW w:type="dxa" w:w="4536"/>
-          </w:tcPr>
-          <w:p>
-            <w:r>
-              <w:rPr>
-                <w:rFonts w:ascii="Times New Roman" w:hAnsi="Times New Roman"/>
-                <w:sz w:val="20"/>
-              </w:rPr>
-              <w:t>Hauptverwertung</w:t>
-            </w:r>
-          </w:p>
-        </w:tc>
-        <w:tc>
-          <w:tcPr>
-            <w:tcW w:type="dxa" w:w="4536"/>
-          </w:tcPr>
-          <w:p>
-            <w:r>
-              <w:rPr>
-                <w:rFonts w:ascii="Times New Roman" w:hAnsi="Times New Roman"/>
-                <w:sz w:val="20"/>
-              </w:rPr>
-              <w:t>Asset Deal zugunsten Voracis Ventures GmbH (Newco)</w:t>
-            </w:r>
-          </w:p>
-        </w:tc>
-      </w:tr>
-      <w:tr>
-        <w:tc>
-          <w:tcPr>
-            <w:tcW w:type="dxa" w:w="4536"/>
-          </w:tcPr>
-          <w:p>
-            <w:r>
-              <w:rPr>
-                <w:rFonts w:ascii="Times New Roman" w:hAnsi="Times New Roman"/>
-                <w:sz w:val="20"/>
-              </w:rPr>
-              <w:t>Verhandelter Kaufpreis</w:t>
-            </w:r>
-          </w:p>
-        </w:tc>
-        <w:tc>
-          <w:tcPr>
-            <w:tcW w:type="dxa" w:w="4536"/>
-          </w:tcPr>
-          <w:p>
-            <w:r>
-              <w:rPr>
-                <w:rFonts w:ascii="Times New Roman" w:hAnsi="Times New Roman"/>
-                <w:sz w:val="20"/>
-              </w:rPr>
-              <w:t>[400.000,00 EUR] (zzgl. ggf. USt — bei GiG nein)</w:t>
-            </w:r>
-          </w:p>
-        </w:tc>
-      </w:tr>
-      <w:tr>
-        <w:tc>
-          <w:tcPr>
-            <w:tcW w:type="dxa" w:w="4536"/>
-          </w:tcPr>
-          <w:p>
-            <w:r>
-              <w:rPr>
-                <w:rFonts w:ascii="Times New Roman" w:hAnsi="Times New Roman"/>
-                <w:sz w:val="20"/>
-              </w:rPr>
-              <w:t>Übernahmestichtag</w:t>
-            </w:r>
-          </w:p>
-        </w:tc>
-        <w:tc>
-          <w:tcPr>
-            <w:tcW w:type="dxa" w:w="4536"/>
-          </w:tcPr>
-          <w:p>
-            <w:r>
-              <w:rPr>
-                <w:rFonts w:ascii="Times New Roman" w:hAnsi="Times New Roman"/>
-                <w:sz w:val="20"/>
-              </w:rPr>
-              <w:t>01.07.2026</w:t>
-            </w:r>
-          </w:p>
-        </w:tc>
-      </w:tr>
-    </w:tbl>
+    <w:p>
+      <w:r>
+        <w:t>Eröffnung des Verfahrens: 01. April 2026. Erste Gläubigerausschusssitzung zur Verwertungsstrategie: 06. Mai 2026. Beschlussfassung zum Asset Deal: 17. Juni 2026. Closing: 01. Juli 2026, 00:00 Uhr.</w:t>
+      </w:r>
+    </w:p>
     <w:p>
       <w:pPr>
         <w:pStyle w:val="Heading2"/>
       </w:pPr>
       <w:r>
-        <w:rPr>
-          <w:rFonts w:ascii="Times New Roman" w:hAnsi="Times New Roman"/>
-        </w:rPr>
-        <w:t>Tickerliste / Fristen-Cockpit</w:t>
+        <w:t>Akteneinsicht und Quellenstand</w:t>
       </w:r>
     </w:p>
-    <w:tbl>
-      <w:tblPr>
-        <w:tblStyle w:val="TableGrid"/>
-        <w:tblW w:type="auto" w:w="0"/>
-        <w:tblLook w:firstColumn="1" w:firstRow="1" w:lastColumn="0" w:lastRow="0" w:noHBand="0" w:noVBand="1" w:val="04A0"/>
-      </w:tblPr>
-      <w:tblGrid>
-        <w:gridCol w:w="2268"/>
-        <w:gridCol w:w="2268"/>
-        <w:gridCol w:w="2268"/>
-        <w:gridCol w:w="2268"/>
-      </w:tblGrid>
-      <w:tr>
-        <w:tc>
-          <w:tcPr>
-            <w:tcW w:type="dxa" w:w="2268"/>
-          </w:tcPr>
-          <w:p>
-            <w:r>
-              <w:rPr>
-                <w:rFonts w:ascii="Times New Roman" w:hAnsi="Times New Roman"/>
-                <w:b/>
-                <w:sz w:val="20"/>
-              </w:rPr>
-              <w:t>Frist</w:t>
-            </w:r>
-          </w:p>
-        </w:tc>
-        <w:tc>
-          <w:tcPr>
-            <w:tcW w:type="dxa" w:w="2268"/>
-          </w:tcPr>
-          <w:p>
-            <w:r>
-              <w:rPr>
-                <w:rFonts w:ascii="Times New Roman" w:hAnsi="Times New Roman"/>
-                <w:b/>
-                <w:sz w:val="20"/>
-              </w:rPr>
-              <w:t>Datum</w:t>
-            </w:r>
-          </w:p>
-        </w:tc>
-        <w:tc>
-          <w:tcPr>
-            <w:tcW w:type="dxa" w:w="2268"/>
-          </w:tcPr>
-          <w:p>
-            <w:r>
-              <w:rPr>
-                <w:rFonts w:ascii="Times New Roman" w:hAnsi="Times New Roman"/>
-                <w:b/>
-                <w:sz w:val="20"/>
-              </w:rPr>
-              <w:t>Inhalt</w:t>
-            </w:r>
-          </w:p>
-        </w:tc>
-        <w:tc>
-          <w:tcPr>
-            <w:tcW w:type="dxa" w:w="2268"/>
-          </w:tcPr>
-          <w:p>
-            <w:r>
-              <w:rPr>
-                <w:rFonts w:ascii="Times New Roman" w:hAnsi="Times New Roman"/>
-                <w:b/>
-                <w:sz w:val="20"/>
-              </w:rPr>
-              <w:t>Status</w:t>
-            </w:r>
-          </w:p>
-        </w:tc>
-      </w:tr>
-      <w:tr>
-        <w:tc>
-          <w:tcPr>
-            <w:tcW w:type="dxa" w:w="2268"/>
-          </w:tcPr>
-          <w:p>
-            <w:r>
-              <w:rPr>
-                <w:rFonts w:ascii="Times New Roman" w:hAnsi="Times New Roman"/>
-                <w:sz w:val="20"/>
-              </w:rPr>
-              <w:t>Berichtstermin</w:t>
-            </w:r>
-          </w:p>
-        </w:tc>
-        <w:tc>
-          <w:tcPr>
-            <w:tcW w:type="dxa" w:w="2268"/>
-          </w:tcPr>
-          <w:p>
-            <w:r>
-              <w:rPr>
-                <w:rFonts w:ascii="Times New Roman" w:hAnsi="Times New Roman"/>
-                <w:sz w:val="20"/>
-              </w:rPr>
-              <w:t>11.06.2026</w:t>
-            </w:r>
-          </w:p>
-        </w:tc>
-        <w:tc>
-          <w:tcPr>
-            <w:tcW w:type="dxa" w:w="2268"/>
-          </w:tcPr>
-          <w:p>
-            <w:r>
-              <w:rPr>
-                <w:rFonts w:ascii="Times New Roman" w:hAnsi="Times New Roman"/>
-                <w:sz w:val="20"/>
-              </w:rPr>
-              <w:t>Erste Berichterstattung Verwalter, Sachverhaltsdarstellung</w:t>
-            </w:r>
-          </w:p>
-        </w:tc>
-        <w:tc>
-          <w:tcPr>
-            <w:tcW w:type="dxa" w:w="2268"/>
-          </w:tcPr>
-          <w:p>
-            <w:r>
-              <w:rPr>
-                <w:rFonts w:ascii="Times New Roman" w:hAnsi="Times New Roman"/>
-                <w:sz w:val="20"/>
-              </w:rPr>
-              <w:t>wird vorbereitet</w:t>
-            </w:r>
-          </w:p>
-        </w:tc>
-      </w:tr>
-      <w:tr>
-        <w:tc>
-          <w:tcPr>
-            <w:tcW w:type="dxa" w:w="2268"/>
-          </w:tcPr>
-          <w:p>
-            <w:r>
-              <w:rPr>
-                <w:rFonts w:ascii="Times New Roman" w:hAnsi="Times New Roman"/>
-                <w:sz w:val="20"/>
-              </w:rPr>
-              <w:t>Anhörung Gläubigerausschuss</w:t>
-            </w:r>
-          </w:p>
-        </w:tc>
-        <w:tc>
-          <w:tcPr>
-            <w:tcW w:type="dxa" w:w="2268"/>
-          </w:tcPr>
-          <w:p>
-            <w:r>
-              <w:rPr>
-                <w:rFonts w:ascii="Times New Roman" w:hAnsi="Times New Roman"/>
-                <w:sz w:val="20"/>
-              </w:rPr>
-              <w:t>17.06.2026</w:t>
-            </w:r>
-          </w:p>
-        </w:tc>
-        <w:tc>
-          <w:tcPr>
-            <w:tcW w:type="dxa" w:w="2268"/>
-          </w:tcPr>
-          <w:p>
-            <w:r>
-              <w:rPr>
-                <w:rFonts w:ascii="Times New Roman" w:hAnsi="Times New Roman"/>
-                <w:sz w:val="20"/>
-              </w:rPr>
-              <w:t>Beschluss über Asset-Deal-Zustimmung (§§ 160, 162 InsO)</w:t>
-            </w:r>
-          </w:p>
-        </w:tc>
-        <w:tc>
-          <w:tcPr>
-            <w:tcW w:type="dxa" w:w="2268"/>
-          </w:tcPr>
-          <w:p>
-            <w:r>
-              <w:rPr>
-                <w:rFonts w:ascii="Times New Roman" w:hAnsi="Times New Roman"/>
-                <w:sz w:val="20"/>
-              </w:rPr>
-              <w:t>Beschlussvorlage in 06_…</w:t>
-            </w:r>
-          </w:p>
-        </w:tc>
-      </w:tr>
-      <w:tr>
-        <w:tc>
-          <w:tcPr>
-            <w:tcW w:type="dxa" w:w="2268"/>
-          </w:tcPr>
-          <w:p>
-            <w:r>
-              <w:rPr>
-                <w:rFonts w:ascii="Times New Roman" w:hAnsi="Times New Roman"/>
-                <w:sz w:val="20"/>
-              </w:rPr>
-              <w:t>Unterzeichnung Asset-Purchase-Agreement</w:t>
-            </w:r>
-          </w:p>
-        </w:tc>
-        <w:tc>
-          <w:tcPr>
-            <w:tcW w:type="dxa" w:w="2268"/>
-          </w:tcPr>
-          <w:p>
-            <w:r>
-              <w:rPr>
-                <w:rFonts w:ascii="Times New Roman" w:hAnsi="Times New Roman"/>
-                <w:sz w:val="20"/>
-              </w:rPr>
-              <w:t>25.06.2026</w:t>
-            </w:r>
-          </w:p>
-        </w:tc>
-        <w:tc>
-          <w:tcPr>
-            <w:tcW w:type="dxa" w:w="2268"/>
-          </w:tcPr>
-          <w:p>
-            <w:r>
-              <w:rPr>
-                <w:rFonts w:ascii="Times New Roman" w:hAnsi="Times New Roman"/>
-                <w:sz w:val="20"/>
-              </w:rPr>
-              <w:t>Bei positiver GA-Zustimmung</w:t>
-            </w:r>
-          </w:p>
-        </w:tc>
-        <w:tc>
-          <w:tcPr>
-            <w:tcW w:type="dxa" w:w="2268"/>
-          </w:tcPr>
-          <w:p>
-            <w:r>
-              <w:rPr>
-                <w:rFonts w:ascii="Times New Roman" w:hAnsi="Times New Roman"/>
-                <w:sz w:val="20"/>
-              </w:rPr>
-              <w:t>wird vorbereitet</w:t>
-            </w:r>
-          </w:p>
-        </w:tc>
-      </w:tr>
-      <w:tr>
-        <w:tc>
-          <w:tcPr>
-            <w:tcW w:type="dxa" w:w="2268"/>
-          </w:tcPr>
-          <w:p>
-            <w:r>
-              <w:rPr>
-                <w:rFonts w:ascii="Times New Roman" w:hAnsi="Times New Roman"/>
-                <w:sz w:val="20"/>
-              </w:rPr>
-              <w:t>Übernahmestichtag</w:t>
-            </w:r>
-          </w:p>
-        </w:tc>
-        <w:tc>
-          <w:tcPr>
-            <w:tcW w:type="dxa" w:w="2268"/>
-          </w:tcPr>
-          <w:p>
-            <w:r>
-              <w:rPr>
-                <w:rFonts w:ascii="Times New Roman" w:hAnsi="Times New Roman"/>
-                <w:sz w:val="20"/>
-              </w:rPr>
-              <w:t>01.07.2026</w:t>
-            </w:r>
-          </w:p>
-        </w:tc>
-        <w:tc>
-          <w:tcPr>
-            <w:tcW w:type="dxa" w:w="2268"/>
-          </w:tcPr>
-          <w:p>
-            <w:r>
-              <w:rPr>
-                <w:rFonts w:ascii="Times New Roman" w:hAnsi="Times New Roman"/>
-                <w:sz w:val="20"/>
-              </w:rPr>
-              <w:t>Closing-Datum</w:t>
-            </w:r>
-          </w:p>
-        </w:tc>
-        <w:tc>
-          <w:tcPr>
-            <w:tcW w:type="dxa" w:w="2268"/>
-          </w:tcPr>
-          <w:p>
-            <w:r>
-              <w:rPr>
-                <w:rFonts w:ascii="Times New Roman" w:hAnsi="Times New Roman"/>
-                <w:sz w:val="20"/>
-              </w:rPr>
-              <w:t>offen</w:t>
-            </w:r>
-          </w:p>
-        </w:tc>
-      </w:tr>
-      <w:tr>
-        <w:tc>
-          <w:tcPr>
-            <w:tcW w:type="dxa" w:w="2268"/>
-          </w:tcPr>
-          <w:p>
-            <w:r>
-              <w:rPr>
-                <w:rFonts w:ascii="Times New Roman" w:hAnsi="Times New Roman"/>
-                <w:sz w:val="20"/>
-              </w:rPr>
-              <w:t>Frist § 613a V BGB Mitarbeiterunterrichtung</w:t>
-            </w:r>
-          </w:p>
-        </w:tc>
-        <w:tc>
-          <w:tcPr>
-            <w:tcW w:type="dxa" w:w="2268"/>
-          </w:tcPr>
-          <w:p>
-            <w:r>
-              <w:rPr>
-                <w:rFonts w:ascii="Times New Roman" w:hAnsi="Times New Roman"/>
-                <w:sz w:val="20"/>
-              </w:rPr>
-              <w:t>spätestens 01.06.2026</w:t>
-            </w:r>
-          </w:p>
-        </w:tc>
-        <w:tc>
-          <w:tcPr>
-            <w:tcW w:type="dxa" w:w="2268"/>
-          </w:tcPr>
-          <w:p>
-            <w:r>
-              <w:rPr>
-                <w:rFonts w:ascii="Times New Roman" w:hAnsi="Times New Roman"/>
-                <w:sz w:val="20"/>
-              </w:rPr>
-              <w:t>Schreiben an die 12 AN</w:t>
-            </w:r>
-          </w:p>
-        </w:tc>
-        <w:tc>
-          <w:tcPr>
-            <w:tcW w:type="dxa" w:w="2268"/>
-          </w:tcPr>
-          <w:p>
-            <w:r>
-              <w:rPr>
-                <w:rFonts w:ascii="Times New Roman" w:hAnsi="Times New Roman"/>
-                <w:sz w:val="20"/>
-              </w:rPr>
-              <w:t>Entwurf in 08_…</w:t>
-            </w:r>
-          </w:p>
-        </w:tc>
-      </w:tr>
-      <w:tr>
-        <w:tc>
-          <w:tcPr>
-            <w:tcW w:type="dxa" w:w="2268"/>
-          </w:tcPr>
-          <w:p>
-            <w:r>
-              <w:rPr>
-                <w:rFonts w:ascii="Times New Roman" w:hAnsi="Times New Roman"/>
-                <w:sz w:val="20"/>
-              </w:rPr>
-              <w:t>Widerspruchsfrist § 613a VI BGB</w:t>
-            </w:r>
-          </w:p>
-        </w:tc>
-        <w:tc>
-          <w:tcPr>
-            <w:tcW w:type="dxa" w:w="2268"/>
-          </w:tcPr>
-          <w:p>
-            <w:r>
-              <w:rPr>
-                <w:rFonts w:ascii="Times New Roman" w:hAnsi="Times New Roman"/>
-                <w:sz w:val="20"/>
-              </w:rPr>
-              <w:t>1 Monat ab Unterrichtung</w:t>
-            </w:r>
-          </w:p>
-        </w:tc>
-        <w:tc>
-          <w:tcPr>
-            <w:tcW w:type="dxa" w:w="2268"/>
-          </w:tcPr>
-          <w:p>
-            <w:r>
-              <w:rPr>
-                <w:rFonts w:ascii="Times New Roman" w:hAnsi="Times New Roman"/>
-                <w:sz w:val="20"/>
-              </w:rPr>
-              <w:t>individuelle Widerspruchsfrist je AN</w:t>
-            </w:r>
-          </w:p>
-        </w:tc>
-        <w:tc>
-          <w:tcPr>
-            <w:tcW w:type="dxa" w:w="2268"/>
-          </w:tcPr>
-          <w:p>
-            <w:r>
-              <w:rPr>
-                <w:rFonts w:ascii="Times New Roman" w:hAnsi="Times New Roman"/>
-                <w:sz w:val="20"/>
-              </w:rPr>
-              <w:t>überwachen</w:t>
-            </w:r>
-          </w:p>
-        </w:tc>
-      </w:tr>
-      <w:tr>
-        <w:tc>
-          <w:tcPr>
-            <w:tcW w:type="dxa" w:w="2268"/>
-          </w:tcPr>
-          <w:p>
-            <w:r>
-              <w:rPr>
-                <w:rFonts w:ascii="Times New Roman" w:hAnsi="Times New Roman"/>
-                <w:sz w:val="20"/>
-              </w:rPr>
-              <w:t>Datenübertragungs-Information Privatkunden</w:t>
-            </w:r>
-          </w:p>
-        </w:tc>
-        <w:tc>
-          <w:tcPr>
-            <w:tcW w:type="dxa" w:w="2268"/>
-          </w:tcPr>
-          <w:p>
-            <w:r>
-              <w:rPr>
-                <w:rFonts w:ascii="Times New Roman" w:hAnsi="Times New Roman"/>
-                <w:sz w:val="20"/>
-              </w:rPr>
-              <w:t>bis 01.07.2026</w:t>
-            </w:r>
-          </w:p>
-        </w:tc>
-        <w:tc>
-          <w:tcPr>
-            <w:tcW w:type="dxa" w:w="2268"/>
-          </w:tcPr>
-          <w:p>
-            <w:r>
-              <w:rPr>
-                <w:rFonts w:ascii="Times New Roman" w:hAnsi="Times New Roman"/>
-                <w:sz w:val="20"/>
-              </w:rPr>
-              <w:t>DSGVO Art. 14 i. V. m. § 13 BDSG-Information</w:t>
-            </w:r>
-          </w:p>
-        </w:tc>
-        <w:tc>
-          <w:tcPr>
-            <w:tcW w:type="dxa" w:w="2268"/>
-          </w:tcPr>
-          <w:p>
-            <w:r>
-              <w:rPr>
-                <w:rFonts w:ascii="Times New Roman" w:hAnsi="Times New Roman"/>
-                <w:sz w:val="20"/>
-              </w:rPr>
-              <w:t>Entwurf in 07_…, eml/…</w:t>
-            </w:r>
-          </w:p>
-        </w:tc>
-      </w:tr>
-      <w:tr>
-        <w:tc>
-          <w:tcPr>
-            <w:tcW w:type="dxa" w:w="2268"/>
-          </w:tcPr>
-          <w:p>
-            <w:r>
-              <w:rPr>
-                <w:rFonts w:ascii="Times New Roman" w:hAnsi="Times New Roman"/>
-                <w:sz w:val="20"/>
-              </w:rPr>
-              <w:t>Massenentlassungsanzeige</w:t>
-            </w:r>
-          </w:p>
-        </w:tc>
-        <w:tc>
-          <w:tcPr>
-            <w:tcW w:type="dxa" w:w="2268"/>
-          </w:tcPr>
-          <w:p>
-            <w:r>
-              <w:rPr>
-                <w:rFonts w:ascii="Times New Roman" w:hAnsi="Times New Roman"/>
-                <w:sz w:val="20"/>
-              </w:rPr>
-              <w:t>bei nicht-Übernahme von 2 AN: ggf. relevant nach § 17 KSchG</w:t>
-            </w:r>
-          </w:p>
-        </w:tc>
-        <w:tc>
-          <w:tcPr>
-            <w:tcW w:type="dxa" w:w="2268"/>
-          </w:tcPr>
-          <w:p>
-            <w:r>
-              <w:rPr>
-                <w:rFonts w:ascii="Times New Roman" w:hAnsi="Times New Roman"/>
-                <w:sz w:val="20"/>
-              </w:rPr>
-              <w:t>Prüfung in 08_…</w:t>
-            </w:r>
-          </w:p>
-        </w:tc>
-        <w:tc>
-          <w:tcPr>
-            <w:tcW w:type="dxa" w:w="2268"/>
-          </w:tcPr>
-          <w:p>
-            <w:r>
-              <w:rPr>
-                <w:rFonts w:ascii="Times New Roman" w:hAnsi="Times New Roman"/>
-                <w:sz w:val="20"/>
-              </w:rPr>
-              <w:t>offen</w:t>
-            </w:r>
-          </w:p>
-        </w:tc>
-      </w:tr>
-      <w:tr>
-        <w:tc>
-          <w:tcPr>
-            <w:tcW w:type="dxa" w:w="2268"/>
-          </w:tcPr>
-          <w:p>
-            <w:r>
-              <w:rPr>
-                <w:rFonts w:ascii="Times New Roman" w:hAnsi="Times New Roman"/>
-                <w:sz w:val="20"/>
-              </w:rPr>
-              <w:t>Marken-Umschreibungs-Antrag DPMA</w:t>
-            </w:r>
-          </w:p>
-        </w:tc>
-        <w:tc>
-          <w:tcPr>
-            <w:tcW w:type="dxa" w:w="2268"/>
-          </w:tcPr>
-          <w:p>
-            <w:r>
-              <w:rPr>
-                <w:rFonts w:ascii="Times New Roman" w:hAnsi="Times New Roman"/>
-                <w:sz w:val="20"/>
-              </w:rPr>
-              <w:t>30 Tage nach Closing</w:t>
-            </w:r>
-          </w:p>
-        </w:tc>
-        <w:tc>
-          <w:tcPr>
-            <w:tcW w:type="dxa" w:w="2268"/>
-          </w:tcPr>
-          <w:p>
-            <w:r>
-              <w:rPr>
-                <w:rFonts w:ascii="Times New Roman" w:hAnsi="Times New Roman"/>
-                <w:sz w:val="20"/>
-              </w:rPr>
-              <w:t>§ 28 MarkenG; Voracis als neue Inhaberin</w:t>
-            </w:r>
-          </w:p>
-        </w:tc>
-        <w:tc>
-          <w:tcPr>
-            <w:tcW w:type="dxa" w:w="2268"/>
-          </w:tcPr>
-          <w:p>
-            <w:r>
-              <w:rPr>
-                <w:rFonts w:ascii="Times New Roman" w:hAnsi="Times New Roman"/>
-                <w:sz w:val="20"/>
-              </w:rPr>
-              <w:t>für 11_… vorbereitet</w:t>
-            </w:r>
-          </w:p>
-        </w:tc>
-      </w:tr>
-      <w:tr>
-        <w:tc>
-          <w:tcPr>
-            <w:tcW w:type="dxa" w:w="2268"/>
-          </w:tcPr>
-          <w:p>
-            <w:r>
-              <w:rPr>
-                <w:rFonts w:ascii="Times New Roman" w:hAnsi="Times New Roman"/>
-                <w:sz w:val="20"/>
-              </w:rPr>
-              <w:t>Frist § 167 InsO Berichtspflicht</w:t>
-            </w:r>
-          </w:p>
-        </w:tc>
-        <w:tc>
-          <w:tcPr>
-            <w:tcW w:type="dxa" w:w="2268"/>
-          </w:tcPr>
-          <w:p>
-            <w:r>
-              <w:rPr>
-                <w:rFonts w:ascii="Times New Roman" w:hAnsi="Times New Roman"/>
-                <w:sz w:val="20"/>
-              </w:rPr>
-              <w:t>quartalsweise</w:t>
-            </w:r>
-          </w:p>
-        </w:tc>
-        <w:tc>
-          <w:tcPr>
-            <w:tcW w:type="dxa" w:w="2268"/>
-          </w:tcPr>
-          <w:p>
-            <w:r>
-              <w:rPr>
-                <w:rFonts w:ascii="Times New Roman" w:hAnsi="Times New Roman"/>
-                <w:sz w:val="20"/>
-              </w:rPr>
-              <w:t>Gläubigerinformation</w:t>
-            </w:r>
-          </w:p>
-        </w:tc>
-        <w:tc>
-          <w:tcPr>
-            <w:tcW w:type="dxa" w:w="2268"/>
-          </w:tcPr>
-          <w:p>
-            <w:r>
-              <w:rPr>
-                <w:rFonts w:ascii="Times New Roman" w:hAnsi="Times New Roman"/>
-                <w:sz w:val="20"/>
-              </w:rPr>
-              <w:t>läuft</w:t>
-            </w:r>
-          </w:p>
-        </w:tc>
-      </w:tr>
-    </w:tbl>
+    <w:p>
+      <w:r>
+        <w:t>Die Unterlagen stammen aus der Insolvenzakte, dem Datenraum der Schuldnerin, Auskünften der Geschäftsführung, Arbeitnehmerlisten und Vertragskopien. Bei Kundendaten, Quellcode und Arbeitsverhältnissen sind die jeweiligen Prüfvermerke maßgeblich; diese Übersicht ersetzt keine Einzelprüfung.</w:t>
+      </w:r>
+    </w:p>
     <w:p>
       <w:pPr>
         <w:pStyle w:val="Heading2"/>
       </w:pPr>
       <w:r>
-        <w:rPr>
-          <w:rFonts w:ascii="Times New Roman" w:hAnsi="Times New Roman"/>
-        </w:rPr>
-        <w:t>Akteneinsicht</w:t>
-      </w:r>
-    </w:p>
-    <w:tbl>
-      <w:tblPr>
-        <w:tblStyle w:val="TableGrid"/>
-        <w:tblW w:type="auto" w:w="0"/>
-        <w:tblLook w:firstColumn="1" w:firstRow="1" w:lastColumn="0" w:lastRow="0" w:noHBand="0" w:noVBand="1" w:val="04A0"/>
-      </w:tblPr>
-      <w:tblGrid>
-        <w:gridCol w:w="2268"/>
-        <w:gridCol w:w="2268"/>
-        <w:gridCol w:w="2268"/>
-        <w:gridCol w:w="2268"/>
-      </w:tblGrid>
-      <w:tr>
-        <w:tc>
-          <w:tcPr>
-            <w:tcW w:type="dxa" w:w="2268"/>
-          </w:tcPr>
-          <w:p>
-            <w:r>
-              <w:rPr>
-                <w:rFonts w:ascii="Times New Roman" w:hAnsi="Times New Roman"/>
-                <w:b/>
-                <w:sz w:val="20"/>
-              </w:rPr>
-              <w:t>Wer</w:t>
-            </w:r>
-          </w:p>
-        </w:tc>
-        <w:tc>
-          <w:tcPr>
-            <w:tcW w:type="dxa" w:w="2268"/>
-          </w:tcPr>
-          <w:p>
-            <w:r>
-              <w:rPr>
-                <w:rFonts w:ascii="Times New Roman" w:hAnsi="Times New Roman"/>
-                <w:b/>
-                <w:sz w:val="20"/>
-              </w:rPr>
-              <w:t>Wann</w:t>
-            </w:r>
-          </w:p>
-        </w:tc>
-        <w:tc>
-          <w:tcPr>
-            <w:tcW w:type="dxa" w:w="2268"/>
-          </w:tcPr>
-          <w:p>
-            <w:r>
-              <w:rPr>
-                <w:rFonts w:ascii="Times New Roman" w:hAnsi="Times New Roman"/>
-                <w:b/>
-                <w:sz w:val="20"/>
-              </w:rPr>
-              <w:t>Wo</w:t>
-            </w:r>
-          </w:p>
-        </w:tc>
-        <w:tc>
-          <w:tcPr>
-            <w:tcW w:type="dxa" w:w="2268"/>
-          </w:tcPr>
-          <w:p>
-            <w:r>
-              <w:rPr>
-                <w:rFonts w:ascii="Times New Roman" w:hAnsi="Times New Roman"/>
-                <w:b/>
-                <w:sz w:val="20"/>
-              </w:rPr>
-              <w:t>Zweck</w:t>
-            </w:r>
-          </w:p>
-        </w:tc>
-      </w:tr>
-      <w:tr>
-        <w:tc>
-          <w:tcPr>
-            <w:tcW w:type="dxa" w:w="2268"/>
-          </w:tcPr>
-          <w:p>
-            <w:r>
-              <w:rPr>
-                <w:rFonts w:ascii="Times New Roman" w:hAnsi="Times New Roman"/>
-                <w:sz w:val="20"/>
-              </w:rPr>
-              <w:t>Verwalter Vorberg</w:t>
-            </w:r>
-          </w:p>
-        </w:tc>
-        <w:tc>
-          <w:tcPr>
-            <w:tcW w:type="dxa" w:w="2268"/>
-          </w:tcPr>
-          <w:p>
-            <w:r>
-              <w:rPr>
-                <w:rFonts w:ascii="Times New Roman" w:hAnsi="Times New Roman"/>
-                <w:sz w:val="20"/>
-              </w:rPr>
-              <w:t>02.04.-15.05.2026</w:t>
-            </w:r>
-          </w:p>
-        </w:tc>
-        <w:tc>
-          <w:tcPr>
-            <w:tcW w:type="dxa" w:w="2268"/>
-          </w:tcPr>
-          <w:p>
-            <w:r>
-              <w:rPr>
-                <w:rFonts w:ascii="Times New Roman" w:hAnsi="Times New Roman"/>
-                <w:sz w:val="20"/>
-              </w:rPr>
-              <w:t>Geschäftsräume Schuldnerin + Cloud-Backups</w:t>
-            </w:r>
-          </w:p>
-        </w:tc>
-        <w:tc>
-          <w:tcPr>
-            <w:tcW w:type="dxa" w:w="2268"/>
-          </w:tcPr>
-          <w:p>
-            <w:r>
-              <w:rPr>
-                <w:rFonts w:ascii="Times New Roman" w:hAnsi="Times New Roman"/>
-                <w:sz w:val="20"/>
-              </w:rPr>
-              <w:t>Bestandsaufnahme Assets, Verträge, Buchhaltung</w:t>
-            </w:r>
-          </w:p>
-        </w:tc>
-      </w:tr>
-      <w:tr>
-        <w:tc>
-          <w:tcPr>
-            <w:tcW w:type="dxa" w:w="2268"/>
-          </w:tcPr>
-          <w:p>
-            <w:r>
-              <w:rPr>
-                <w:rFonts w:ascii="Times New Roman" w:hAnsi="Times New Roman"/>
-                <w:sz w:val="20"/>
-              </w:rPr>
-              <w:t>Käufer-Anwalt Strehlemann</w:t>
-            </w:r>
-          </w:p>
-        </w:tc>
-        <w:tc>
-          <w:tcPr>
-            <w:tcW w:type="dxa" w:w="2268"/>
-          </w:tcPr>
-          <w:p>
-            <w:r>
-              <w:rPr>
-                <w:rFonts w:ascii="Times New Roman" w:hAnsi="Times New Roman"/>
-                <w:sz w:val="20"/>
-              </w:rPr>
-              <w:t>21.04.-30.05.2026</w:t>
-            </w:r>
-          </w:p>
-        </w:tc>
-        <w:tc>
-          <w:tcPr>
-            <w:tcW w:type="dxa" w:w="2268"/>
-          </w:tcPr>
-          <w:p>
-            <w:r>
-              <w:rPr>
-                <w:rFonts w:ascii="Times New Roman" w:hAnsi="Times New Roman"/>
-                <w:sz w:val="20"/>
-              </w:rPr>
-              <w:t>Daten-Raum (Drooms, Token 22 Personen)</w:t>
-            </w:r>
-          </w:p>
-        </w:tc>
-        <w:tc>
-          <w:tcPr>
-            <w:tcW w:type="dxa" w:w="2268"/>
-          </w:tcPr>
-          <w:p>
-            <w:r>
-              <w:rPr>
-                <w:rFonts w:ascii="Times New Roman" w:hAnsi="Times New Roman"/>
-                <w:sz w:val="20"/>
-              </w:rPr>
-              <w:t>Limited Buy-Side DD</w:t>
-            </w:r>
-          </w:p>
-        </w:tc>
-      </w:tr>
-      <w:tr>
-        <w:tc>
-          <w:tcPr>
-            <w:tcW w:type="dxa" w:w="2268"/>
-          </w:tcPr>
-          <w:p>
-            <w:r>
-              <w:rPr>
-                <w:rFonts w:ascii="Times New Roman" w:hAnsi="Times New Roman"/>
-                <w:sz w:val="20"/>
-              </w:rPr>
-              <w:t>AG Charlottenburg (Richter Bandel)</w:t>
-            </w:r>
-          </w:p>
-        </w:tc>
-        <w:tc>
-          <w:tcPr>
-            <w:tcW w:type="dxa" w:w="2268"/>
-          </w:tcPr>
-          <w:p>
-            <w:r>
-              <w:rPr>
-                <w:rFonts w:ascii="Times New Roman" w:hAnsi="Times New Roman"/>
-                <w:sz w:val="20"/>
-              </w:rPr>
-              <w:t>jederzeit</w:t>
-            </w:r>
-          </w:p>
-        </w:tc>
-        <w:tc>
-          <w:tcPr>
-            <w:tcW w:type="dxa" w:w="2268"/>
-          </w:tcPr>
-          <w:p>
-            <w:r>
-              <w:rPr>
-                <w:rFonts w:ascii="Times New Roman" w:hAnsi="Times New Roman"/>
-                <w:sz w:val="20"/>
-              </w:rPr>
-              <w:t>physische Akte + EAKTE</w:t>
-            </w:r>
-          </w:p>
-        </w:tc>
-        <w:tc>
-          <w:tcPr>
-            <w:tcW w:type="dxa" w:w="2268"/>
-          </w:tcPr>
-          <w:p>
-            <w:r>
-              <w:rPr>
-                <w:rFonts w:ascii="Times New Roman" w:hAnsi="Times New Roman"/>
-                <w:sz w:val="20"/>
-              </w:rPr>
-              <w:t>Aufsicht</w:t>
-            </w:r>
-          </w:p>
-        </w:tc>
-      </w:tr>
-    </w:tbl>
-    <w:p>
-      <w:pPr>
-        <w:pStyle w:val="Heading2"/>
-      </w:pPr>
-      <w:r>
-        <w:rPr>
-          <w:rFonts w:ascii="Times New Roman" w:hAnsi="Times New Roman"/>
-        </w:rPr>
-        <w:t>Quellenhygiene-Stempel</w:t>
+        <w:t>Bearbeitungshinweis</w:t>
       </w:r>
     </w:p>
     <w:p>
-      <w:pPr>
-        <w:jc w:val="left"/>
-      </w:pPr>
       <w:r>
-        <w:t>Sämtliche Norm-Stellen in dieser Akte verweisen auf dejure.org. Rechtsprechungs-Zitate (insbesondere EuGH C-732/22 zur Datenübertragung im Asset Deal) sind im Anschreiben jeweils mit Aktenzeichen und Datum versehen; Live-Verifikation via curia.europa.eu.</w:t>
+        <w:t>Die Akte enthält bewusst sowohl entscheidungsreife Unterlagen als auch Arbeitsfassungen. Für Schriftsätze oder Beschlussvorlagen ist immer zu prüfen, ob die spätere Fassung mit Datum nach dem 17. Juni 2026 vorliegt.</w:t>
       </w:r>
     </w:p>
     <w:sectPr>
-      <w:pgSz w:w="11906" w:h="16838"/>
-      <w:pgMar w:top="1417" w:right="1417" w:bottom="1417" w:left="1417" w:header="720" w:footer="720" w:gutter="0"/>
+      <w:footerReference w:type="default" r:id="rId9"/>
+      <w:pgSz w:w="12240" w:h="15840"/>
+      <w:pgMar w:top="1134" w:right="1247" w:bottom="1020" w:left="1247" w:header="720" w:footer="720" w:gutter="0"/>
       <w:cols w:space="720"/>
       <w:docGrid w:linePitch="360"/>
     </w:sectPr>
   </w:body>
 </w:document>
+</file>
+
+<file path=word/footer1.xml><?xml version="1.0" encoding="utf-8"?>
+<w:ftr xmlns:m="http://schemas.openxmlformats.org/officeDocument/2006/math" xmlns:mc="http://schemas.openxmlformats.org/markup-compatibility/2006" xmlns:mo="http://schemas.microsoft.com/office/mac/office/2008/main" xmlns:mv="urn:schemas-microsoft-com:mac:vml" xmlns:o="urn:schemas-microsoft-com:office:office" xmlns:r="http://schemas.openxmlformats.org/officeDocument/2006/relationships" xmlns:v="urn:schemas-microsoft-com:vml" xmlns:w10="urn:schemas-microsoft-com:office:word" xmlns:w14="http://schemas.microsoft.com/office/word/2010/wordml" xmlns:w="http://schemas.openxmlformats.org/wordprocessingml/2006/main" xmlns:wne="http://schemas.microsoft.com/office/word/2006/wordml" xmlns:wp14="http://schemas.microsoft.com/office/word/2010/wordprocessingDrawing" xmlns:wp="http://schemas.openxmlformats.org/drawingml/2006/wordprocessingDrawing" xmlns:wpc="http://schemas.microsoft.com/office/word/2010/wordprocessingCanvas" xmlns:wpg="http://schemas.microsoft.com/office/word/2010/wordprocessingGroup" xmlns:wpi="http://schemas.microsoft.com/office/word/2010/wordprocessingInk" xmlns:wps="http://schemas.microsoft.com/office/word/2010/wordprocessingShape" mc:Ignorable="w14 wp14">
+  <w:p>
+    <w:pPr>
+      <w:pStyle w:val="Footer"/>
+      <w:jc w:val="center"/>
+    </w:pPr>
+    <w:r>
+      <w:rPr>
+        <w:rFonts w:ascii="Arial" w:hAnsi="Arial"/>
+        <w:color w:val="646464"/>
+        <w:sz w:val="16"/>
+      </w:rPr>
+      <w:t>Insolvenzakte ChainCortex AI GmbH</w:t>
+    </w:r>
+  </w:p>
+</w:ftr>
 </file>
 
 <file path=word/numbering.xml><?xml version="1.0" encoding="utf-8"?>
@@ -1715,9 +483,12 @@
     <w:name w:val="Normal"/>
     <w:qFormat/>
     <w:rsid w:val="00FC693F"/>
+    <w:pPr>
+      <w:spacing w:after="100" w:line="259" w:lineRule="auto"/>
+    </w:pPr>
     <w:rPr>
-      <w:rFonts w:ascii="Times New Roman" w:hAnsi="Times New Roman"/>
-      <w:sz w:val="22"/>
+      <w:rFonts w:ascii="Arial" w:hAnsi="Arial" w:eastAsia="Arial"/>
+      <w:sz w:val="21"/>
     </w:rPr>
   </w:style>
   <w:style w:type="paragraph" w:styleId="Header">
@@ -1779,10 +550,11 @@
       <w:outlineLvl w:val="0"/>
     </w:pPr>
     <w:rPr>
-      <w:rFonts w:asciiTheme="majorHAnsi" w:eastAsiaTheme="majorEastAsia" w:hAnsiTheme="majorHAnsi" w:cstheme="majorBidi" w:ascii="Times New Roman" w:hAnsi="Times New Roman"/>
+      <w:rFonts w:asciiTheme="majorHAnsi" w:eastAsiaTheme="majorEastAsia" w:hAnsiTheme="majorHAnsi" w:cstheme="majorBidi" w:ascii="Arial" w:hAnsi="Arial" w:eastAsia="Arial"/>
       <w:b/>
       <w:bCs/>
-      <w:sz w:val="28"/>
+      <w:color w:val="1F3C54"/>
+      <w:sz w:val="30"/>
       <w:szCs w:val="28"/>
     </w:rPr>
   </w:style>
@@ -1802,9 +574,10 @@
       <w:outlineLvl w:val="1"/>
     </w:pPr>
     <w:rPr>
-      <w:rFonts w:asciiTheme="majorHAnsi" w:eastAsiaTheme="majorEastAsia" w:hAnsiTheme="majorHAnsi" w:cstheme="majorBidi" w:ascii="Times New Roman" w:hAnsi="Times New Roman"/>
+      <w:rFonts w:asciiTheme="majorHAnsi" w:eastAsiaTheme="majorEastAsia" w:hAnsiTheme="majorHAnsi" w:cstheme="majorBidi" w:ascii="Arial" w:hAnsi="Arial" w:eastAsia="Arial"/>
       <w:b/>
       <w:bCs/>
+      <w:color w:val="1F3C54"/>
       <w:sz w:val="24"/>
       <w:szCs w:val="26"/>
     </w:rPr>
@@ -1825,10 +598,10 @@
       <w:outlineLvl w:val="2"/>
     </w:pPr>
     <w:rPr>
-      <w:rFonts w:asciiTheme="majorHAnsi" w:eastAsiaTheme="majorEastAsia" w:hAnsiTheme="majorHAnsi" w:cstheme="majorBidi" w:ascii="Times New Roman" w:hAnsi="Times New Roman"/>
+      <w:rFonts w:asciiTheme="majorHAnsi" w:eastAsiaTheme="majorEastAsia" w:hAnsiTheme="majorHAnsi" w:cstheme="majorBidi"/>
       <w:b/>
       <w:bCs/>
-      <w:sz w:val="22"/>
+      <w:color w:val="4F81BD" w:themeColor="accent1"/>
     </w:rPr>
   </w:style>
   <w:style w:type="paragraph" w:styleId="Heading4">

--- a/testakten/insolvenz-asset-deal-chaincortex-ai-berlin/00_uebersicht-und-akteneinsicht.docx
+++ b/testakten/insolvenz-asset-deal-chaincortex-ai-berlin/00_uebersicht-und-akteneinsicht.docx
@@ -3,24 +3,36 @@
 <w:document xmlns:wpc="http://schemas.microsoft.com/office/word/2010/wordprocessingCanvas" xmlns:mo="http://schemas.microsoft.com/office/mac/office/2008/main" xmlns:mc="http://schemas.openxmlformats.org/markup-compatibility/2006" xmlns:mv="urn:schemas-microsoft-com:mac:vml" xmlns:o="urn:schemas-microsoft-com:office:office" xmlns:r="http://schemas.openxmlformats.org/officeDocument/2006/relationships" xmlns:m="http://schemas.openxmlformats.org/officeDocument/2006/math" xmlns:v="urn:schemas-microsoft-com:vml" xmlns:wp14="http://schemas.microsoft.com/office/word/2010/wordprocessingDrawing" xmlns:wp="http://schemas.openxmlformats.org/drawingml/2006/wordprocessingDrawing" xmlns:w10="urn:schemas-microsoft-com:office:word" xmlns:w="http://schemas.openxmlformats.org/wordprocessingml/2006/main" xmlns:w14="http://schemas.microsoft.com/office/word/2010/wordml" xmlns:wpg="http://schemas.microsoft.com/office/word/2010/wordprocessingGroup" xmlns:wpi="http://schemas.microsoft.com/office/word/2010/wordprocessingInk" xmlns:wne="http://schemas.microsoft.com/office/word/2006/wordml" xmlns:wps="http://schemas.microsoft.com/office/word/2010/wordprocessingShape" mc:Ignorable="w14 wp14">
   <w:body>
     <w:p>
+      <w:pPr>
+        <w:spacing w:after="160" w:line="259" w:lineRule="auto"/>
+      </w:pPr>
       <w:r>
         <w:rPr>
+          <w:rFonts w:ascii="Times New Roman" w:hAnsi="Times New Roman"/>
           <w:b/>
           <w:color w:val="1F3C54"/>
-          <w:sz w:val="25"/>
+          <w:sz w:val="28"/>
         </w:rPr>
         <w:t>Vorberg + Steinhausen Rechtsanwälte mbB</w:t>
       </w:r>
     </w:p>
     <w:p>
       <w:pPr>
-        <w:spacing w:after="160"/>
+        <w:spacing w:after="60" w:before="120" w:line="259" w:lineRule="auto"/>
       </w:pPr>
       <w:r>
+        <w:rPr>
+          <w:rFonts w:ascii="Times New Roman" w:hAnsi="Times New Roman"/>
+          <w:b/>
+          <w:sz w:val="22"/>
+        </w:rPr>
         <w:t>Kurfürstendamm 213, 10719 Berlin · Insolvenzverwaltung</w:t>
       </w:r>
     </w:p>
     <w:p>
+      <w:pPr>
+        <w:spacing w:line="259" w:lineRule="auto" w:after="60"/>
+      </w:pPr>
       <w:r>
         <w:rPr>
           <w:color w:val="555555"/>
@@ -29,16 +41,29 @@
         <w:t>AG Charlottenburg 36 IN 1342/26 · Schuldnerin: ChainCortex AI GmbH · Stand: 04. Juli 2026</w:t>
       </w:r>
     </w:p>
-    <w:p/>
+    <w:p>
+      <w:pPr>
+        <w:spacing w:line="259" w:lineRule="auto" w:after="60"/>
+      </w:pPr>
+    </w:p>
     <w:p>
       <w:pPr>
         <w:pStyle w:val="Heading1"/>
+        <w:spacing w:before="120" w:after="60" w:line="259" w:lineRule="auto"/>
       </w:pPr>
       <w:r>
+        <w:rPr>
+          <w:rFonts w:ascii="Times New Roman" w:hAnsi="Times New Roman"/>
+          <w:b/>
+          <w:sz w:val="22"/>
+        </w:rPr>
         <w:t>Übersichtsblatt, Akteneinsicht und Fristen</w:t>
       </w:r>
     </w:p>
     <w:p>
+      <w:pPr>
+        <w:spacing w:line="259" w:lineRule="auto" w:after="60"/>
+      </w:pPr>
       <w:r>
         <w:rPr>
           <w:b/>
@@ -47,6 +72,9 @@
       </w:r>
     </w:p>
     <w:p>
+      <w:pPr>
+        <w:spacing w:line="259" w:lineRule="auto" w:after="60"/>
+      </w:pPr>
       <w:r>
         <w:t>Die Akte bündelt Insolvenzverfahrensunterlagen, Investorenprozess, Datenschutzprüfung, Betriebsübergang und Vollzugsdokumentation. Sie ist so sortiert, dass Gläubigerausschuss, Insolvenzgericht und Erwerberseite die Entscheidungskette nachvollziehen können.</w:t>
       </w:r>
@@ -54,12 +82,21 @@
     <w:p>
       <w:pPr>
         <w:pStyle w:val="Heading2"/>
+        <w:spacing w:before="120" w:after="60" w:line="259" w:lineRule="auto"/>
       </w:pPr>
       <w:r>
+        <w:rPr>
+          <w:rFonts w:ascii="Times New Roman" w:hAnsi="Times New Roman"/>
+          <w:b/>
+          <w:sz w:val="22"/>
+        </w:rPr>
         <w:t>Fristen und Termine</w:t>
       </w:r>
     </w:p>
     <w:p>
+      <w:pPr>
+        <w:spacing w:line="259" w:lineRule="auto" w:after="60"/>
+      </w:pPr>
       <w:r>
         <w:t>Eröffnung des Verfahrens: 01. April 2026. Erste Gläubigerausschusssitzung zur Verwertungsstrategie: 06. Mai 2026. Beschlussfassung zum Asset Deal: 17. Juni 2026. Closing: 01. Juli 2026, 00:00 Uhr.</w:t>
       </w:r>
@@ -67,12 +104,16 @@
     <w:p>
       <w:pPr>
         <w:pStyle w:val="Heading2"/>
+        <w:spacing w:line="259" w:lineRule="auto" w:after="60"/>
       </w:pPr>
       <w:r>
         <w:t>Akteneinsicht und Quellenstand</w:t>
       </w:r>
     </w:p>
     <w:p>
+      <w:pPr>
+        <w:spacing w:line="259" w:lineRule="auto" w:after="60"/>
+      </w:pPr>
       <w:r>
         <w:t>Die Unterlagen stammen aus der Insolvenzakte, dem Datenraum der Schuldnerin, Auskünften der Geschäftsführung, Arbeitnehmerlisten und Vertragskopien. Bei Kundendaten, Quellcode und Arbeitsverhältnissen sind die jeweiligen Prüfvermerke maßgeblich; diese Übersicht ersetzt keine Einzelprüfung.</w:t>
       </w:r>
@@ -80,20 +121,25 @@
     <w:p>
       <w:pPr>
         <w:pStyle w:val="Heading2"/>
+        <w:spacing w:line="259" w:lineRule="auto" w:after="60"/>
       </w:pPr>
       <w:r>
         <w:t>Bearbeitungshinweis</w:t>
       </w:r>
     </w:p>
     <w:p>
+      <w:pPr>
+        <w:spacing w:line="259" w:lineRule="auto" w:after="60"/>
+      </w:pPr>
       <w:r>
         <w:t>Die Akte enthält bewusst sowohl entscheidungsreife Unterlagen als auch Arbeitsfassungen. Für Schriftsätze oder Beschlussvorlagen ist immer zu prüfen, ob die spätere Fassung mit Datum nach dem 17. Juni 2026 vorliegt.</w:t>
       </w:r>
     </w:p>
     <w:sectPr>
       <w:footerReference w:type="default" r:id="rId9"/>
+      <w:headerReference w:type="default" r:id="rId10"/>
       <w:pgSz w:w="12240" w:h="15840"/>
-      <w:pgMar w:top="1134" w:right="1247" w:bottom="1020" w:left="1247" w:header="720" w:footer="720" w:gutter="0"/>
+      <w:pgMar w:top="1191" w:right="1247" w:bottom="1134" w:left="1361" w:header="720" w:footer="720" w:gutter="0"/>
       <w:cols w:space="720"/>
       <w:docGrid w:linePitch="360"/>
     </w:sectPr>
@@ -118,6 +164,28 @@
     </w:r>
   </w:p>
 </w:ftr>
+</file>
+
+<file path=word/header1.xml><?xml version="1.0" encoding="utf-8"?>
+<w:hdr xmlns:m="http://schemas.openxmlformats.org/officeDocument/2006/math" xmlns:mc="http://schemas.openxmlformats.org/markup-compatibility/2006" xmlns:mo="http://schemas.microsoft.com/office/mac/office/2008/main" xmlns:mv="urn:schemas-microsoft-com:mac:vml" xmlns:o="urn:schemas-microsoft-com:office:office" xmlns:r="http://schemas.openxmlformats.org/officeDocument/2006/relationships" xmlns:v="urn:schemas-microsoft-com:vml" xmlns:w10="urn:schemas-microsoft-com:office:word" xmlns:w14="http://schemas.microsoft.com/office/word/2010/wordml" xmlns:w="http://schemas.openxmlformats.org/wordprocessingml/2006/main" xmlns:wne="http://schemas.microsoft.com/office/word/2006/wordml" xmlns:wp14="http://schemas.microsoft.com/office/word/2010/wordprocessingDrawing" xmlns:wp="http://schemas.openxmlformats.org/drawingml/2006/wordprocessingDrawing" xmlns:wpc="http://schemas.microsoft.com/office/word/2010/wordprocessingCanvas" xmlns:wpg="http://schemas.microsoft.com/office/word/2010/wordprocessingGroup" xmlns:wpi="http://schemas.microsoft.com/office/word/2010/wordprocessingInk" xmlns:wps="http://schemas.microsoft.com/office/word/2010/wordprocessingShape" mc:Ignorable="w14 wp14">
+  <w:p>
+    <w:pPr>
+      <w:pStyle w:val="Header"/>
+      <w:jc w:val="left"/>
+    </w:pPr>
+    <w:r/>
+    <w:r>
+      <w:rPr>
+        <w:rFonts w:ascii="Times New Roman" w:hAnsi="Times New Roman"/>
+        <w:b w:val="0"/>
+        <w:i w:val="0"/>
+        <w:color w:val="666666"/>
+        <w:sz w:val="17"/>
+      </w:rPr>
+      <w:t>Lindenhof und Partner mbB | Insolvenz- und Restrukturierungsakte | Bearbeitungsstand Juli 2026</w:t>
+    </w:r>
+  </w:p>
+</w:hdr>
 </file>
 
 <file path=word/numbering.xml><?xml version="1.0" encoding="utf-8"?>
@@ -487,8 +555,8 @@
       <w:spacing w:after="100" w:line="259" w:lineRule="auto"/>
     </w:pPr>
     <w:rPr>
-      <w:rFonts w:ascii="Arial" w:hAnsi="Arial" w:eastAsia="Arial"/>
-      <w:sz w:val="21"/>
+      <w:rFonts w:ascii="Times New Roman" w:hAnsi="Times New Roman" w:eastAsia="Arial"/>
+      <w:sz w:val="22"/>
     </w:rPr>
   </w:style>
   <w:style w:type="paragraph" w:styleId="Header">
@@ -550,11 +618,11 @@
       <w:outlineLvl w:val="0"/>
     </w:pPr>
     <w:rPr>
-      <w:rFonts w:asciiTheme="majorHAnsi" w:eastAsiaTheme="majorEastAsia" w:hAnsiTheme="majorHAnsi" w:cstheme="majorBidi" w:ascii="Arial" w:hAnsi="Arial" w:eastAsia="Arial"/>
+      <w:rFonts w:asciiTheme="majorHAnsi" w:eastAsiaTheme="majorEastAsia" w:hAnsiTheme="majorHAnsi" w:cstheme="majorBidi" w:ascii="Times New Roman" w:hAnsi="Times New Roman" w:eastAsia="Arial"/>
       <w:b/>
       <w:bCs/>
       <w:color w:val="1F3C54"/>
-      <w:sz w:val="30"/>
+      <w:sz w:val="28"/>
       <w:szCs w:val="28"/>
     </w:rPr>
   </w:style>
@@ -574,7 +642,7 @@
       <w:outlineLvl w:val="1"/>
     </w:pPr>
     <w:rPr>
-      <w:rFonts w:asciiTheme="majorHAnsi" w:eastAsiaTheme="majorEastAsia" w:hAnsiTheme="majorHAnsi" w:cstheme="majorBidi" w:ascii="Arial" w:hAnsi="Arial" w:eastAsia="Arial"/>
+      <w:rFonts w:asciiTheme="majorHAnsi" w:eastAsiaTheme="majorEastAsia" w:hAnsiTheme="majorHAnsi" w:cstheme="majorBidi" w:ascii="Times New Roman" w:hAnsi="Times New Roman" w:eastAsia="Arial"/>
       <w:b/>
       <w:bCs/>
       <w:color w:val="1F3C54"/>
@@ -839,11 +907,12 @@
       <w:contextualSpacing/>
     </w:pPr>
     <w:rPr>
-      <w:rFonts w:asciiTheme="majorHAnsi" w:eastAsiaTheme="majorEastAsia" w:hAnsiTheme="majorHAnsi" w:cstheme="majorBidi"/>
+      <w:rFonts w:asciiTheme="majorHAnsi" w:eastAsiaTheme="majorEastAsia" w:hAnsiTheme="majorHAnsi" w:cstheme="majorBidi" w:ascii="Times New Roman" w:hAnsi="Times New Roman"/>
+      <w:b/>
       <w:color w:val="17365D" w:themeColor="text2" w:themeShade="BF"/>
       <w:spacing w:val="5"/>
       <w:kern w:val="28"/>
-      <w:sz w:val="52"/>
+      <w:sz w:val="30"/>
       <w:szCs w:val="52"/>
     </w:rPr>
   </w:style>
